--- a/reports/Lint Report.docx
+++ b/reports/Lint Report.docx
@@ -32,32 +32,166 @@
     <w:p>
       <w:pPr>
         <w:rPr>
-          <w:lang w:val="en-US"/>
-        </w:rPr>
-      </w:pPr>
-      <w:r>
-        <w:rPr>
-          <w:lang w:val="en-US"/>
-        </w:rPr>
-        <w:t xml:space="preserve">In this report, we will analyze the results of the lint analysis feature in our project: </w:t>
-      </w:r>
-    </w:p>
-    <w:p>
-      <w:pPr>
-        <w:rPr>
-          <w:lang w:val="en-US"/>
-        </w:rPr>
-      </w:pPr>
-      <w:r>
-        <w:rPr>
-          <w:lang w:val="en-US"/>
-        </w:rPr>
-        <w:t>As we can see in the attached images, even though the reports are long, most of the warnings aren’t of much importance, referring to naming conventions bad smells or the like. We have used this feature to ensure that our project achieves the highest levels of quality that we can give it, and it has been tremendously helpful in doing so.</w:t>
-      </w:r>
-    </w:p>
-    <w:p>
-      <w:pPr>
-        <w:rPr>
+          <w:rFonts w:asciiTheme="majorHAnsi" w:eastAsiaTheme="majorEastAsia" w:hAnsiTheme="majorHAnsi" w:cstheme="majorBidi"/>
+          <w:spacing w:val="-10"/>
+          <w:kern w:val="28"/>
+          <w:sz w:val="56"/>
+          <w:szCs w:val="56"/>
+          <w:lang w:val="en-US"/>
+        </w:rPr>
+      </w:pPr>
+    </w:p>
+    <w:p>
+      <w:pPr>
+        <w:jc w:val="center"/>
+      </w:pPr>
+      <w:r>
+        <w:t>Mario Domínguez López</w:t>
+      </w:r>
+    </w:p>
+    <w:p>
+      <w:pPr>
+        <w:jc w:val="center"/>
+      </w:pPr>
+      <w:r>
+        <w:t>Victor José Mañas González</w:t>
+      </w:r>
+    </w:p>
+    <w:p>
+      <w:pPr>
+        <w:jc w:val="center"/>
+      </w:pPr>
+      <w:r>
+        <w:t>Elena Ramos Fernández</w:t>
+      </w:r>
+    </w:p>
+    <w:p>
+      <w:pPr>
+        <w:jc w:val="center"/>
+      </w:pPr>
+      <w:r>
+        <w:t>Ángel S</w:t>
+      </w:r>
+      <w:r>
+        <w:t>ánchez Ruiz</w:t>
+      </w:r>
+    </w:p>
+    <w:p>
+      <w:r>
+        <w:br w:type="page"/>
+      </w:r>
+    </w:p>
+    <w:p/>
+    <w:p>
+      <w:pPr>
+        <w:pStyle w:val="Heading1"/>
+        <w:rPr>
+          <w:lang w:val="en-US"/>
+        </w:rPr>
+      </w:pPr>
+      <w:r>
+        <w:rPr>
+          <w:lang w:val="en-US"/>
+        </w:rPr>
+        <w:t>Introduction</w:t>
+      </w:r>
+    </w:p>
+    <w:p>
+      <w:pPr>
+        <w:ind w:firstLine="708"/>
+        <w:rPr>
+          <w:sz w:val="24"/>
+          <w:szCs w:val="24"/>
+          <w:lang w:val="en-US"/>
+        </w:rPr>
+      </w:pPr>
+      <w:r>
+        <w:rPr>
+          <w:sz w:val="24"/>
+          <w:szCs w:val="24"/>
+          <w:lang w:val="en-US"/>
+        </w:rPr>
+        <w:t>In this report, we will analyze the results of the lint analysis feature in our project</w:t>
+      </w:r>
+      <w:r>
+        <w:rPr>
+          <w:sz w:val="24"/>
+          <w:szCs w:val="24"/>
+          <w:lang w:val="en-US"/>
+        </w:rPr>
+        <w:t>, analyzing the impact of code smells, bad practices and more issues detected by the Lint feature in Eclipse.</w:t>
+      </w:r>
+    </w:p>
+    <w:p>
+      <w:pPr>
+        <w:pStyle w:val="Heading1"/>
+        <w:rPr>
+          <w:lang w:val="en-US"/>
+        </w:rPr>
+      </w:pPr>
+      <w:r>
+        <w:rPr>
+          <w:lang w:val="en-US"/>
+        </w:rPr>
+        <w:t>First steps, first iteration</w:t>
+      </w:r>
+    </w:p>
+    <w:p>
+      <w:pPr>
+        <w:ind w:firstLine="708"/>
+        <w:rPr>
+          <w:sz w:val="24"/>
+          <w:szCs w:val="24"/>
+          <w:lang w:val="en-US"/>
+        </w:rPr>
+      </w:pPr>
+      <w:r>
+        <w:rPr>
+          <w:sz w:val="24"/>
+          <w:szCs w:val="24"/>
+          <w:lang w:val="en-US"/>
+        </w:rPr>
+        <w:t>In the first iteration of this document we had a very bad lint problem. A</w:t>
+      </w:r>
+      <w:r>
+        <w:rPr>
+          <w:sz w:val="24"/>
+          <w:szCs w:val="24"/>
+          <w:lang w:val="en-US"/>
+        </w:rPr>
+        <w:t xml:space="preserve">s we can see in the attached images, the reports are long, </w:t>
+      </w:r>
+      <w:r>
+        <w:rPr>
+          <w:sz w:val="24"/>
+          <w:szCs w:val="24"/>
+          <w:lang w:val="en-US"/>
+        </w:rPr>
+        <w:t xml:space="preserve">and even though </w:t>
+      </w:r>
+      <w:r>
+        <w:rPr>
+          <w:sz w:val="24"/>
+          <w:szCs w:val="24"/>
+          <w:lang w:val="en-US"/>
+        </w:rPr>
+        <w:t>most of the warnings aren’t of much importance, referring to naming conventions bad smells or the like</w:t>
+      </w:r>
+      <w:r>
+        <w:rPr>
+          <w:sz w:val="24"/>
+          <w:szCs w:val="24"/>
+          <w:lang w:val="en-US"/>
+        </w:rPr>
+        <w:t>, there are many of more gravity.</w:t>
+      </w:r>
+    </w:p>
+    <w:p>
+      <w:pPr>
+        <w:ind w:firstLine="708"/>
+        <w:rPr>
+          <w:sz w:val="24"/>
+          <w:szCs w:val="24"/>
           <w:lang w:val="en-US"/>
         </w:rPr>
       </w:pPr>
@@ -66,9 +200,8 @@
           <w:noProof/>
           <w:lang w:val="en-US"/>
         </w:rPr>
-        <w:lastRenderedPageBreak/>
         <w:drawing>
-          <wp:inline distT="0" distB="0" distL="0" distR="0" wp14:anchorId="764F1C29" wp14:editId="12BE7BD7">
+          <wp:inline distT="0" distB="0" distL="0" distR="0" wp14:anchorId="2375C76A" wp14:editId="786FEFBE">
             <wp:extent cx="5391150" cy="5400675"/>
             <wp:effectExtent l="0" t="0" r="0" b="9525"/>
             <wp:docPr id="420948122" name="Picture 3"/>
@@ -116,14 +249,48 @@
           </wp:inline>
         </w:drawing>
       </w:r>
+    </w:p>
+    <w:p>
+      <w:pPr>
+        <w:ind w:firstLine="708"/>
+        <w:rPr>
+          <w:sz w:val="24"/>
+          <w:szCs w:val="24"/>
+          <w:lang w:val="en-US"/>
+        </w:rPr>
+      </w:pPr>
+      <w:r>
+        <w:rPr>
+          <w:sz w:val="24"/>
+          <w:szCs w:val="24"/>
+          <w:lang w:val="en-US"/>
+        </w:rPr>
+        <w:lastRenderedPageBreak/>
+        <w:t>This was a sign of our project not being correctly optimized, and its maintainability was in danger. Action had to be taken to make sure that the quality of our code was up to our standards.</w:t>
+      </w:r>
+    </w:p>
+    <w:p>
+      <w:pPr>
+        <w:rPr>
+          <w:sz w:val="24"/>
+          <w:szCs w:val="24"/>
+          <w:lang w:val="en-US"/>
+        </w:rPr>
+      </w:pPr>
+    </w:p>
+    <w:p>
+      <w:pPr>
+        <w:rPr>
+          <w:lang w:val="en-US"/>
+        </w:rPr>
+      </w:pPr>
       <w:r>
         <w:rPr>
           <w:noProof/>
           <w:lang w:val="en-US"/>
         </w:rPr>
-        <w:lastRenderedPageBreak/>
         <w:drawing>
-          <wp:inline distT="0" distB="0" distL="0" distR="0" wp14:anchorId="584CB3C4" wp14:editId="3363D93C">
+          <wp:inline distT="0" distB="0" distL="0" distR="0" wp14:anchorId="584CB3C4" wp14:editId="7DD50437">
             <wp:extent cx="5391150" cy="5534025"/>
             <wp:effectExtent l="0" t="0" r="0" b="9525"/>
             <wp:docPr id="70173268" name="Picture 4"/>
@@ -172,6 +339,263 @@
         </w:drawing>
       </w:r>
     </w:p>
+    <w:p>
+      <w:pPr>
+        <w:pStyle w:val="Heading1"/>
+        <w:rPr>
+          <w:lang w:val="en-US"/>
+        </w:rPr>
+      </w:pPr>
+      <w:r>
+        <w:rPr>
+          <w:lang w:val="en-US"/>
+        </w:rPr>
+        <w:t>the refactoring</w:t>
+      </w:r>
+    </w:p>
+    <w:p>
+      <w:pPr>
+        <w:rPr>
+          <w:sz w:val="24"/>
+          <w:szCs w:val="24"/>
+          <w:lang w:val="en-US"/>
+        </w:rPr>
+      </w:pPr>
+      <w:r>
+        <w:rPr>
+          <w:lang w:val="en-US"/>
+        </w:rPr>
+        <w:tab/>
+      </w:r>
+      <w:r>
+        <w:rPr>
+          <w:sz w:val="24"/>
+          <w:szCs w:val="24"/>
+          <w:lang w:val="en-US"/>
+        </w:rPr>
+        <w:t>Using this report as a base, we worked on our project to eliminate all issues plaguing it, from bad smells to potential bugs, we worked on all classes of our project to make sure we fixed all the problems we could.</w:t>
+      </w:r>
+    </w:p>
+    <w:p>
+      <w:pPr>
+        <w:rPr>
+          <w:sz w:val="24"/>
+          <w:szCs w:val="24"/>
+          <w:lang w:val="en-US"/>
+        </w:rPr>
+      </w:pPr>
+      <w:r>
+        <w:rPr>
+          <w:sz w:val="24"/>
+          <w:szCs w:val="24"/>
+          <w:lang w:val="en-US"/>
+        </w:rPr>
+        <w:tab/>
+        <w:t>This process, of course, has its risks, and we couldn’t risk unknowingly changing functionalities and introducing breaking changes. This would be disastrous for our project and our grades!</w:t>
+      </w:r>
+    </w:p>
+    <w:p>
+      <w:pPr>
+        <w:rPr>
+          <w:sz w:val="24"/>
+          <w:szCs w:val="24"/>
+          <w:lang w:val="en-US"/>
+        </w:rPr>
+      </w:pPr>
+      <w:r>
+        <w:rPr>
+          <w:sz w:val="24"/>
+          <w:szCs w:val="24"/>
+          <w:lang w:val="en-US"/>
+        </w:rPr>
+        <w:lastRenderedPageBreak/>
+        <w:tab/>
+        <w:t>This is when Automated Testing comes in handy. Using a testing suite that tested the application End to End and made sure all the methods were tested and their output was the same every time meant that we could easily make sure that our refactoring didn’t result in any new bugs or breaking changes.</w:t>
+      </w:r>
+    </w:p>
+    <w:p>
+      <w:pPr>
+        <w:pStyle w:val="Heading1"/>
+        <w:rPr>
+          <w:lang w:val="en-US"/>
+        </w:rPr>
+      </w:pPr>
+      <w:r>
+        <w:rPr>
+          <w:lang w:val="en-US"/>
+        </w:rPr>
+        <w:t>Our current lint report</w:t>
+      </w:r>
+    </w:p>
+    <w:p>
+      <w:pPr>
+        <w:rPr>
+          <w:sz w:val="24"/>
+          <w:szCs w:val="24"/>
+          <w:lang w:val="en-US"/>
+        </w:rPr>
+      </w:pPr>
+      <w:r>
+        <w:rPr>
+          <w:lang w:val="en-US"/>
+        </w:rPr>
+        <w:tab/>
+      </w:r>
+      <w:r>
+        <w:rPr>
+          <w:sz w:val="24"/>
+          <w:szCs w:val="24"/>
+          <w:lang w:val="en-US"/>
+        </w:rPr>
+        <w:t xml:space="preserve">After the refactoring, the state of our project’s </w:t>
+      </w:r>
+      <w:r>
+        <w:rPr>
+          <w:sz w:val="24"/>
+          <w:szCs w:val="24"/>
+          <w:lang w:val="en-US"/>
+        </w:rPr>
+        <w:t>maintainability and readability</w:t>
+      </w:r>
+      <w:r>
+        <w:rPr>
+          <w:sz w:val="24"/>
+          <w:szCs w:val="24"/>
+          <w:lang w:val="en-US"/>
+        </w:rPr>
+        <w:t xml:space="preserve"> was much better, and that meant a much better project quality in the grand scheme of things. </w:t>
+      </w:r>
+    </w:p>
+    <w:p>
+      <w:pPr>
+        <w:rPr>
+          <w:sz w:val="24"/>
+          <w:szCs w:val="24"/>
+          <w:lang w:val="en-US"/>
+        </w:rPr>
+      </w:pPr>
+      <w:r>
+        <w:rPr>
+          <w:noProof/>
+        </w:rPr>
+        <w:drawing>
+          <wp:inline distT="0" distB="0" distL="0" distR="0" wp14:anchorId="78DDAC41" wp14:editId="0A620963">
+            <wp:extent cx="5400040" cy="1192530"/>
+            <wp:effectExtent l="0" t="0" r="0" b="7620"/>
+            <wp:docPr id="946999167" name="Picture 1"/>
+            <wp:cNvGraphicFramePr>
+              <a:graphicFrameLocks xmlns:a="http://schemas.openxmlformats.org/drawingml/2006/main" noChangeAspect="1"/>
+            </wp:cNvGraphicFramePr>
+            <a:graphic xmlns:a="http://schemas.openxmlformats.org/drawingml/2006/main">
+              <a:graphicData uri="http://schemas.openxmlformats.org/drawingml/2006/picture">
+                <pic:pic xmlns:pic="http://schemas.openxmlformats.org/drawingml/2006/picture">
+                  <pic:nvPicPr>
+                    <pic:cNvPr id="946999167" name=""/>
+                    <pic:cNvPicPr/>
+                  </pic:nvPicPr>
+                  <pic:blipFill>
+                    <a:blip r:embed="rId6"/>
+                    <a:stretch>
+                      <a:fillRect/>
+                    </a:stretch>
+                  </pic:blipFill>
+                  <pic:spPr>
+                    <a:xfrm>
+                      <a:off x="0" y="0"/>
+                      <a:ext cx="5400040" cy="1192530"/>
+                    </a:xfrm>
+                    <a:prstGeom prst="rect">
+                      <a:avLst/>
+                    </a:prstGeom>
+                  </pic:spPr>
+                </pic:pic>
+              </a:graphicData>
+            </a:graphic>
+          </wp:inline>
+        </w:drawing>
+      </w:r>
+    </w:p>
+    <w:p>
+      <w:pPr>
+        <w:rPr>
+          <w:sz w:val="24"/>
+          <w:szCs w:val="24"/>
+          <w:lang w:val="en-US"/>
+        </w:rPr>
+      </w:pPr>
+      <w:r>
+        <w:rPr>
+          <w:sz w:val="24"/>
+          <w:szCs w:val="24"/>
+          <w:lang w:val="en-US"/>
+        </w:rPr>
+        <w:tab/>
+        <w:t>The only objects left in the Lint report have been purposefully left intact, as we decided these changes would actually decrease the readability of our code. What this means is that we managed to solve all the other Lints problems to make sure our code was clean and up to code.</w:t>
+      </w:r>
+    </w:p>
+    <w:p>
+      <w:pPr>
+        <w:pStyle w:val="Heading1"/>
+        <w:rPr>
+          <w:lang w:val="en-US"/>
+        </w:rPr>
+      </w:pPr>
+      <w:r>
+        <w:rPr>
+          <w:lang w:val="en-US"/>
+        </w:rPr>
+        <w:t>Conclusion</w:t>
+      </w:r>
+    </w:p>
+    <w:p>
+      <w:pPr>
+        <w:rPr>
+          <w:sz w:val="24"/>
+          <w:szCs w:val="24"/>
+          <w:lang w:val="en-US"/>
+        </w:rPr>
+      </w:pPr>
+      <w:r>
+        <w:rPr>
+          <w:lang w:val="en-US"/>
+        </w:rPr>
+        <w:tab/>
+      </w:r>
+      <w:r>
+        <w:rPr>
+          <w:sz w:val="24"/>
+          <w:szCs w:val="24"/>
+          <w:lang w:val="en-US"/>
+        </w:rPr>
+        <w:t>T</w:t>
+      </w:r>
+      <w:r>
+        <w:rPr>
+          <w:sz w:val="24"/>
+          <w:szCs w:val="24"/>
+          <w:lang w:val="en-US"/>
+        </w:rPr>
+        <w:t>he Lint report is an extremely useful tool that has helped us tackle problems that we didn’t even know our project had. Maintaining and improving a project’s code quality in often neglected, but it’s a crucial part of Software Engineering.</w:t>
+      </w:r>
+    </w:p>
+    <w:p>
+      <w:pPr>
+        <w:rPr>
+          <w:sz w:val="24"/>
+          <w:szCs w:val="24"/>
+          <w:lang w:val="en-US"/>
+        </w:rPr>
+      </w:pPr>
+      <w:r>
+        <w:rPr>
+          <w:sz w:val="24"/>
+          <w:szCs w:val="24"/>
+          <w:lang w:val="en-US"/>
+        </w:rPr>
+        <w:tab/>
+        <w:t>With this, we feel that our project has improved greatly, and we have learned much from the refactoring process as well as the testing to make sure that the refactoring was successful.</w:t>
+      </w:r>
+    </w:p>
     <w:sectPr>
       <w:pgSz w:w="11906" w:h="16838"/>
       <w:pgMar w:top="1417" w:right="1701" w:bottom="1417" w:left="1701" w:header="708" w:footer="708" w:gutter="0"/>
@@ -187,17 +611,13 @@
   <w:docDefaults>
     <w:rPrDefault>
       <w:rPr>
-        <w:rFonts w:asciiTheme="minorHAnsi" w:eastAsiaTheme="minorHAnsi" w:hAnsiTheme="minorHAnsi" w:cstheme="minorBidi"/>
-        <w:kern w:val="2"/>
-        <w:sz w:val="24"/>
-        <w:szCs w:val="24"/>
+        <w:rFonts w:asciiTheme="minorHAnsi" w:eastAsiaTheme="minorEastAsia" w:hAnsiTheme="minorHAnsi" w:cstheme="minorBidi"/>
         <w:lang w:val="es-ES" w:eastAsia="en-US" w:bidi="ar-SA"/>
-        <w14:ligatures w14:val="standardContextual"/>
       </w:rPr>
     </w:rPrDefault>
     <w:pPrDefault>
       <w:pPr>
-        <w:spacing w:after="160" w:line="278" w:lineRule="auto"/>
+        <w:spacing w:before="100" w:after="200" w:line="276" w:lineRule="auto"/>
       </w:pPr>
     </w:pPrDefault>
   </w:docDefaults>
@@ -582,6 +1002,7 @@
   <w:style w:type="paragraph" w:default="1" w:styleId="Normal">
     <w:name w:val="Normal"/>
     <w:qFormat/>
+    <w:rsid w:val="00FA16BC"/>
   </w:style>
   <w:style w:type="paragraph" w:styleId="Heading1">
     <w:name w:val="heading 1"/>
@@ -590,18 +1011,24 @@
     <w:link w:val="Heading1Char"/>
     <w:uiPriority w:val="9"/>
     <w:qFormat/>
-    <w:rsid w:val="008927E2"/>
+    <w:rsid w:val="00FA16BC"/>
     <w:pPr>
-      <w:keepNext/>
-      <w:keepLines/>
-      <w:spacing w:before="360" w:after="80"/>
+      <w:pBdr>
+        <w:top w:val="single" w:sz="24" w:space="0" w:color="156082" w:themeColor="accent1"/>
+        <w:left w:val="single" w:sz="24" w:space="0" w:color="156082" w:themeColor="accent1"/>
+        <w:bottom w:val="single" w:sz="24" w:space="0" w:color="156082" w:themeColor="accent1"/>
+        <w:right w:val="single" w:sz="24" w:space="0" w:color="156082" w:themeColor="accent1"/>
+      </w:pBdr>
+      <w:shd w:val="clear" w:color="auto" w:fill="156082" w:themeFill="accent1"/>
+      <w:spacing w:after="0"/>
       <w:outlineLvl w:val="0"/>
     </w:pPr>
     <w:rPr>
-      <w:rFonts w:asciiTheme="majorHAnsi" w:eastAsiaTheme="majorEastAsia" w:hAnsiTheme="majorHAnsi" w:cstheme="majorBidi"/>
-      <w:color w:val="0F4761" w:themeColor="accent1" w:themeShade="BF"/>
-      <w:sz w:val="40"/>
-      <w:szCs w:val="40"/>
+      <w:caps/>
+      <w:color w:val="FFFFFF" w:themeColor="background1"/>
+      <w:spacing w:val="15"/>
+      <w:sz w:val="22"/>
+      <w:szCs w:val="22"/>
     </w:rPr>
   </w:style>
   <w:style w:type="paragraph" w:styleId="Heading2">
@@ -610,21 +1037,23 @@
     <w:next w:val="Normal"/>
     <w:link w:val="Heading2Char"/>
     <w:uiPriority w:val="9"/>
-    <w:semiHidden/>
     <w:unhideWhenUsed/>
     <w:qFormat/>
-    <w:rsid w:val="008927E2"/>
+    <w:rsid w:val="00FA16BC"/>
     <w:pPr>
-      <w:keepNext/>
-      <w:keepLines/>
-      <w:spacing w:before="160" w:after="80"/>
+      <w:pBdr>
+        <w:top w:val="single" w:sz="24" w:space="0" w:color="C1E4F5" w:themeColor="accent1" w:themeTint="33"/>
+        <w:left w:val="single" w:sz="24" w:space="0" w:color="C1E4F5" w:themeColor="accent1" w:themeTint="33"/>
+        <w:bottom w:val="single" w:sz="24" w:space="0" w:color="C1E4F5" w:themeColor="accent1" w:themeTint="33"/>
+        <w:right w:val="single" w:sz="24" w:space="0" w:color="C1E4F5" w:themeColor="accent1" w:themeTint="33"/>
+      </w:pBdr>
+      <w:shd w:val="clear" w:color="auto" w:fill="C1E4F5" w:themeFill="accent1" w:themeFillTint="33"/>
+      <w:spacing w:after="0"/>
       <w:outlineLvl w:val="1"/>
     </w:pPr>
     <w:rPr>
-      <w:rFonts w:asciiTheme="majorHAnsi" w:eastAsiaTheme="majorEastAsia" w:hAnsiTheme="majorHAnsi" w:cstheme="majorBidi"/>
-      <w:color w:val="0F4761" w:themeColor="accent1" w:themeShade="BF"/>
-      <w:sz w:val="32"/>
-      <w:szCs w:val="32"/>
+      <w:caps/>
+      <w:spacing w:val="15"/>
     </w:rPr>
   </w:style>
   <w:style w:type="paragraph" w:styleId="Heading3">
@@ -636,18 +1065,18 @@
     <w:semiHidden/>
     <w:unhideWhenUsed/>
     <w:qFormat/>
-    <w:rsid w:val="008927E2"/>
+    <w:rsid w:val="00FA16BC"/>
     <w:pPr>
-      <w:keepNext/>
-      <w:keepLines/>
-      <w:spacing w:before="160" w:after="80"/>
+      <w:pBdr>
+        <w:top w:val="single" w:sz="6" w:space="2" w:color="156082" w:themeColor="accent1"/>
+      </w:pBdr>
+      <w:spacing w:before="300" w:after="0"/>
       <w:outlineLvl w:val="2"/>
     </w:pPr>
     <w:rPr>
-      <w:rFonts w:eastAsiaTheme="majorEastAsia" w:cstheme="majorBidi"/>
-      <w:color w:val="0F4761" w:themeColor="accent1" w:themeShade="BF"/>
-      <w:sz w:val="28"/>
-      <w:szCs w:val="28"/>
+      <w:caps/>
+      <w:color w:val="0A2F40" w:themeColor="accent1" w:themeShade="7F"/>
+      <w:spacing w:val="15"/>
     </w:rPr>
   </w:style>
   <w:style w:type="paragraph" w:styleId="Heading4">
@@ -659,18 +1088,18 @@
     <w:semiHidden/>
     <w:unhideWhenUsed/>
     <w:qFormat/>
-    <w:rsid w:val="008927E2"/>
+    <w:rsid w:val="00FA16BC"/>
     <w:pPr>
-      <w:keepNext/>
-      <w:keepLines/>
-      <w:spacing w:before="80" w:after="40"/>
+      <w:pBdr>
+        <w:top w:val="dotted" w:sz="6" w:space="2" w:color="156082" w:themeColor="accent1"/>
+      </w:pBdr>
+      <w:spacing w:before="200" w:after="0"/>
       <w:outlineLvl w:val="3"/>
     </w:pPr>
     <w:rPr>
-      <w:rFonts w:eastAsiaTheme="majorEastAsia" w:cstheme="majorBidi"/>
-      <w:i/>
-      <w:iCs/>
+      <w:caps/>
       <w:color w:val="0F4761" w:themeColor="accent1" w:themeShade="BF"/>
+      <w:spacing w:val="10"/>
     </w:rPr>
   </w:style>
   <w:style w:type="paragraph" w:styleId="Heading5">
@@ -682,16 +1111,18 @@
     <w:semiHidden/>
     <w:unhideWhenUsed/>
     <w:qFormat/>
-    <w:rsid w:val="008927E2"/>
+    <w:rsid w:val="00FA16BC"/>
     <w:pPr>
-      <w:keepNext/>
-      <w:keepLines/>
-      <w:spacing w:before="80" w:after="40"/>
+      <w:pBdr>
+        <w:bottom w:val="single" w:sz="6" w:space="1" w:color="156082" w:themeColor="accent1"/>
+      </w:pBdr>
+      <w:spacing w:before="200" w:after="0"/>
       <w:outlineLvl w:val="4"/>
     </w:pPr>
     <w:rPr>
-      <w:rFonts w:eastAsiaTheme="majorEastAsia" w:cstheme="majorBidi"/>
+      <w:caps/>
       <w:color w:val="0F4761" w:themeColor="accent1" w:themeShade="BF"/>
+      <w:spacing w:val="10"/>
     </w:rPr>
   </w:style>
   <w:style w:type="paragraph" w:styleId="Heading6">
@@ -703,18 +1134,18 @@
     <w:semiHidden/>
     <w:unhideWhenUsed/>
     <w:qFormat/>
-    <w:rsid w:val="008927E2"/>
+    <w:rsid w:val="00FA16BC"/>
     <w:pPr>
-      <w:keepNext/>
-      <w:keepLines/>
-      <w:spacing w:before="40" w:after="0"/>
+      <w:pBdr>
+        <w:bottom w:val="dotted" w:sz="6" w:space="1" w:color="156082" w:themeColor="accent1"/>
+      </w:pBdr>
+      <w:spacing w:before="200" w:after="0"/>
       <w:outlineLvl w:val="5"/>
     </w:pPr>
     <w:rPr>
-      <w:rFonts w:eastAsiaTheme="majorEastAsia" w:cstheme="majorBidi"/>
-      <w:i/>
-      <w:iCs/>
-      <w:color w:val="595959" w:themeColor="text1" w:themeTint="A6"/>
+      <w:caps/>
+      <w:color w:val="0F4761" w:themeColor="accent1" w:themeShade="BF"/>
+      <w:spacing w:val="10"/>
     </w:rPr>
   </w:style>
   <w:style w:type="paragraph" w:styleId="Heading7">
@@ -726,16 +1157,15 @@
     <w:semiHidden/>
     <w:unhideWhenUsed/>
     <w:qFormat/>
-    <w:rsid w:val="008927E2"/>
+    <w:rsid w:val="00FA16BC"/>
     <w:pPr>
-      <w:keepNext/>
-      <w:keepLines/>
-      <w:spacing w:before="40" w:after="0"/>
+      <w:spacing w:before="200" w:after="0"/>
       <w:outlineLvl w:val="6"/>
     </w:pPr>
     <w:rPr>
-      <w:rFonts w:eastAsiaTheme="majorEastAsia" w:cstheme="majorBidi"/>
-      <w:color w:val="595959" w:themeColor="text1" w:themeTint="A6"/>
+      <w:caps/>
+      <w:color w:val="0F4761" w:themeColor="accent1" w:themeShade="BF"/>
+      <w:spacing w:val="10"/>
     </w:rPr>
   </w:style>
   <w:style w:type="paragraph" w:styleId="Heading8">
@@ -747,18 +1177,16 @@
     <w:semiHidden/>
     <w:unhideWhenUsed/>
     <w:qFormat/>
-    <w:rsid w:val="008927E2"/>
+    <w:rsid w:val="00FA16BC"/>
     <w:pPr>
-      <w:keepNext/>
-      <w:keepLines/>
-      <w:spacing w:after="0"/>
+      <w:spacing w:before="200" w:after="0"/>
       <w:outlineLvl w:val="7"/>
     </w:pPr>
     <w:rPr>
-      <w:rFonts w:eastAsiaTheme="majorEastAsia" w:cstheme="majorBidi"/>
-      <w:i/>
-      <w:iCs/>
-      <w:color w:val="272727" w:themeColor="text1" w:themeTint="D8"/>
+      <w:caps/>
+      <w:spacing w:val="10"/>
+      <w:sz w:val="18"/>
+      <w:szCs w:val="18"/>
     </w:rPr>
   </w:style>
   <w:style w:type="paragraph" w:styleId="Heading9">
@@ -770,16 +1198,18 @@
     <w:semiHidden/>
     <w:unhideWhenUsed/>
     <w:qFormat/>
-    <w:rsid w:val="008927E2"/>
+    <w:rsid w:val="00FA16BC"/>
     <w:pPr>
-      <w:keepNext/>
-      <w:keepLines/>
-      <w:spacing w:after="0"/>
+      <w:spacing w:before="200" w:after="0"/>
       <w:outlineLvl w:val="8"/>
     </w:pPr>
     <w:rPr>
-      <w:rFonts w:eastAsiaTheme="majorEastAsia" w:cstheme="majorBidi"/>
-      <w:color w:val="272727" w:themeColor="text1" w:themeTint="D8"/>
+      <w:i/>
+      <w:iCs/>
+      <w:caps/>
+      <w:spacing w:val="10"/>
+      <w:sz w:val="18"/>
+      <w:szCs w:val="18"/>
     </w:rPr>
   </w:style>
   <w:style w:type="character" w:default="1" w:styleId="DefaultParagraphFont">
@@ -814,12 +1244,14 @@
     <w:basedOn w:val="DefaultParagraphFont"/>
     <w:link w:val="Heading1"/>
     <w:uiPriority w:val="9"/>
-    <w:rsid w:val="008927E2"/>
-    <w:rPr>
-      <w:rFonts w:asciiTheme="majorHAnsi" w:eastAsiaTheme="majorEastAsia" w:hAnsiTheme="majorHAnsi" w:cstheme="majorBidi"/>
-      <w:color w:val="0F4761" w:themeColor="accent1" w:themeShade="BF"/>
-      <w:sz w:val="40"/>
-      <w:szCs w:val="40"/>
+    <w:rsid w:val="00FA16BC"/>
+    <w:rPr>
+      <w:caps/>
+      <w:color w:val="FFFFFF" w:themeColor="background1"/>
+      <w:spacing w:val="15"/>
+      <w:sz w:val="22"/>
+      <w:szCs w:val="22"/>
+      <w:shd w:val="clear" w:color="auto" w:fill="156082" w:themeFill="accent1"/>
     </w:rPr>
   </w:style>
   <w:style w:type="character" w:customStyle="1" w:styleId="Heading2Char">
@@ -827,13 +1259,11 @@
     <w:basedOn w:val="DefaultParagraphFont"/>
     <w:link w:val="Heading2"/>
     <w:uiPriority w:val="9"/>
-    <w:semiHidden/>
-    <w:rsid w:val="008927E2"/>
-    <w:rPr>
-      <w:rFonts w:asciiTheme="majorHAnsi" w:eastAsiaTheme="majorEastAsia" w:hAnsiTheme="majorHAnsi" w:cstheme="majorBidi"/>
-      <w:color w:val="0F4761" w:themeColor="accent1" w:themeShade="BF"/>
-      <w:sz w:val="32"/>
-      <w:szCs w:val="32"/>
+    <w:rsid w:val="00FA16BC"/>
+    <w:rPr>
+      <w:caps/>
+      <w:spacing w:val="15"/>
+      <w:shd w:val="clear" w:color="auto" w:fill="C1E4F5" w:themeFill="accent1" w:themeFillTint="33"/>
     </w:rPr>
   </w:style>
   <w:style w:type="character" w:customStyle="1" w:styleId="Heading3Char">
@@ -842,12 +1272,11 @@
     <w:link w:val="Heading3"/>
     <w:uiPriority w:val="9"/>
     <w:semiHidden/>
-    <w:rsid w:val="008927E2"/>
-    <w:rPr>
-      <w:rFonts w:eastAsiaTheme="majorEastAsia" w:cstheme="majorBidi"/>
-      <w:color w:val="0F4761" w:themeColor="accent1" w:themeShade="BF"/>
-      <w:sz w:val="28"/>
-      <w:szCs w:val="28"/>
+    <w:rsid w:val="00FA16BC"/>
+    <w:rPr>
+      <w:caps/>
+      <w:color w:val="0A2F40" w:themeColor="accent1" w:themeShade="7F"/>
+      <w:spacing w:val="15"/>
     </w:rPr>
   </w:style>
   <w:style w:type="character" w:customStyle="1" w:styleId="Heading4Char">
@@ -856,12 +1285,11 @@
     <w:link w:val="Heading4"/>
     <w:uiPriority w:val="9"/>
     <w:semiHidden/>
-    <w:rsid w:val="008927E2"/>
-    <w:rPr>
-      <w:rFonts w:eastAsiaTheme="majorEastAsia" w:cstheme="majorBidi"/>
-      <w:i/>
-      <w:iCs/>
+    <w:rsid w:val="00FA16BC"/>
+    <w:rPr>
+      <w:caps/>
       <w:color w:val="0F4761" w:themeColor="accent1" w:themeShade="BF"/>
+      <w:spacing w:val="10"/>
     </w:rPr>
   </w:style>
   <w:style w:type="character" w:customStyle="1" w:styleId="Heading5Char">
@@ -870,10 +1298,11 @@
     <w:link w:val="Heading5"/>
     <w:uiPriority w:val="9"/>
     <w:semiHidden/>
-    <w:rsid w:val="008927E2"/>
-    <w:rPr>
-      <w:rFonts w:eastAsiaTheme="majorEastAsia" w:cstheme="majorBidi"/>
+    <w:rsid w:val="00FA16BC"/>
+    <w:rPr>
+      <w:caps/>
       <w:color w:val="0F4761" w:themeColor="accent1" w:themeShade="BF"/>
+      <w:spacing w:val="10"/>
     </w:rPr>
   </w:style>
   <w:style w:type="character" w:customStyle="1" w:styleId="Heading6Char">
@@ -882,12 +1311,11 @@
     <w:link w:val="Heading6"/>
     <w:uiPriority w:val="9"/>
     <w:semiHidden/>
-    <w:rsid w:val="008927E2"/>
-    <w:rPr>
-      <w:rFonts w:eastAsiaTheme="majorEastAsia" w:cstheme="majorBidi"/>
-      <w:i/>
-      <w:iCs/>
-      <w:color w:val="595959" w:themeColor="text1" w:themeTint="A6"/>
+    <w:rsid w:val="00FA16BC"/>
+    <w:rPr>
+      <w:caps/>
+      <w:color w:val="0F4761" w:themeColor="accent1" w:themeShade="BF"/>
+      <w:spacing w:val="10"/>
     </w:rPr>
   </w:style>
   <w:style w:type="character" w:customStyle="1" w:styleId="Heading7Char">
@@ -896,10 +1324,11 @@
     <w:link w:val="Heading7"/>
     <w:uiPriority w:val="9"/>
     <w:semiHidden/>
-    <w:rsid w:val="008927E2"/>
-    <w:rPr>
-      <w:rFonts w:eastAsiaTheme="majorEastAsia" w:cstheme="majorBidi"/>
-      <w:color w:val="595959" w:themeColor="text1" w:themeTint="A6"/>
+    <w:rsid w:val="00FA16BC"/>
+    <w:rPr>
+      <w:caps/>
+      <w:color w:val="0F4761" w:themeColor="accent1" w:themeShade="BF"/>
+      <w:spacing w:val="10"/>
     </w:rPr>
   </w:style>
   <w:style w:type="character" w:customStyle="1" w:styleId="Heading8Char">
@@ -908,12 +1337,12 @@
     <w:link w:val="Heading8"/>
     <w:uiPriority w:val="9"/>
     <w:semiHidden/>
-    <w:rsid w:val="008927E2"/>
-    <w:rPr>
-      <w:rFonts w:eastAsiaTheme="majorEastAsia" w:cstheme="majorBidi"/>
-      <w:i/>
-      <w:iCs/>
-      <w:color w:val="272727" w:themeColor="text1" w:themeTint="D8"/>
+    <w:rsid w:val="00FA16BC"/>
+    <w:rPr>
+      <w:caps/>
+      <w:spacing w:val="10"/>
+      <w:sz w:val="18"/>
+      <w:szCs w:val="18"/>
     </w:rPr>
   </w:style>
   <w:style w:type="character" w:customStyle="1" w:styleId="Heading9Char">
@@ -922,10 +1351,14 @@
     <w:link w:val="Heading9"/>
     <w:uiPriority w:val="9"/>
     <w:semiHidden/>
-    <w:rsid w:val="008927E2"/>
-    <w:rPr>
-      <w:rFonts w:eastAsiaTheme="majorEastAsia" w:cstheme="majorBidi"/>
-      <w:color w:val="272727" w:themeColor="text1" w:themeTint="D8"/>
+    <w:rsid w:val="00FA16BC"/>
+    <w:rPr>
+      <w:i/>
+      <w:iCs/>
+      <w:caps/>
+      <w:spacing w:val="10"/>
+      <w:sz w:val="18"/>
+      <w:szCs w:val="18"/>
     </w:rPr>
   </w:style>
   <w:style w:type="paragraph" w:styleId="Title">
@@ -935,17 +1368,17 @@
     <w:link w:val="TitleChar"/>
     <w:uiPriority w:val="10"/>
     <w:qFormat/>
-    <w:rsid w:val="008927E2"/>
+    <w:rsid w:val="00FA16BC"/>
     <w:pPr>
-      <w:spacing w:after="80" w:line="240" w:lineRule="auto"/>
-      <w:contextualSpacing/>
+      <w:spacing w:before="0" w:after="0"/>
     </w:pPr>
     <w:rPr>
       <w:rFonts w:asciiTheme="majorHAnsi" w:eastAsiaTheme="majorEastAsia" w:hAnsiTheme="majorHAnsi" w:cstheme="majorBidi"/>
-      <w:spacing w:val="-10"/>
-      <w:kern w:val="28"/>
-      <w:sz w:val="56"/>
-      <w:szCs w:val="56"/>
+      <w:caps/>
+      <w:color w:val="156082" w:themeColor="accent1"/>
+      <w:spacing w:val="10"/>
+      <w:sz w:val="52"/>
+      <w:szCs w:val="52"/>
     </w:rPr>
   </w:style>
   <w:style w:type="character" w:customStyle="1" w:styleId="TitleChar">
@@ -953,13 +1386,14 @@
     <w:basedOn w:val="DefaultParagraphFont"/>
     <w:link w:val="Title"/>
     <w:uiPriority w:val="10"/>
-    <w:rsid w:val="008927E2"/>
+    <w:rsid w:val="00FA16BC"/>
     <w:rPr>
       <w:rFonts w:asciiTheme="majorHAnsi" w:eastAsiaTheme="majorEastAsia" w:hAnsiTheme="majorHAnsi" w:cstheme="majorBidi"/>
-      <w:spacing w:val="-10"/>
-      <w:kern w:val="28"/>
-      <w:sz w:val="56"/>
-      <w:szCs w:val="56"/>
+      <w:caps/>
+      <w:color w:val="156082" w:themeColor="accent1"/>
+      <w:spacing w:val="10"/>
+      <w:sz w:val="52"/>
+      <w:szCs w:val="52"/>
     </w:rPr>
   </w:style>
   <w:style w:type="paragraph" w:styleId="Subtitle">
@@ -969,18 +1403,16 @@
     <w:link w:val="SubtitleChar"/>
     <w:uiPriority w:val="11"/>
     <w:qFormat/>
-    <w:rsid w:val="008927E2"/>
+    <w:rsid w:val="00FA16BC"/>
     <w:pPr>
-      <w:numPr>
-        <w:ilvl w:val="1"/>
-      </w:numPr>
+      <w:spacing w:before="0" w:after="500" w:line="240" w:lineRule="auto"/>
     </w:pPr>
     <w:rPr>
-      <w:rFonts w:eastAsiaTheme="majorEastAsia" w:cstheme="majorBidi"/>
+      <w:caps/>
       <w:color w:val="595959" w:themeColor="text1" w:themeTint="A6"/>
-      <w:spacing w:val="15"/>
-      <w:sz w:val="28"/>
-      <w:szCs w:val="28"/>
+      <w:spacing w:val="10"/>
+      <w:sz w:val="21"/>
+      <w:szCs w:val="21"/>
     </w:rPr>
   </w:style>
   <w:style w:type="character" w:customStyle="1" w:styleId="SubtitleChar">
@@ -988,13 +1420,13 @@
     <w:basedOn w:val="DefaultParagraphFont"/>
     <w:link w:val="Subtitle"/>
     <w:uiPriority w:val="11"/>
-    <w:rsid w:val="008927E2"/>
-    <w:rPr>
-      <w:rFonts w:eastAsiaTheme="majorEastAsia" w:cstheme="majorBidi"/>
+    <w:rsid w:val="00FA16BC"/>
+    <w:rPr>
+      <w:caps/>
       <w:color w:val="595959" w:themeColor="text1" w:themeTint="A6"/>
-      <w:spacing w:val="15"/>
-      <w:sz w:val="28"/>
-      <w:szCs w:val="28"/>
+      <w:spacing w:val="10"/>
+      <w:sz w:val="21"/>
+      <w:szCs w:val="21"/>
     </w:rPr>
   </w:style>
   <w:style w:type="paragraph" w:styleId="Quote">
@@ -1004,15 +1436,12 @@
     <w:link w:val="QuoteChar"/>
     <w:uiPriority w:val="29"/>
     <w:qFormat/>
-    <w:rsid w:val="008927E2"/>
-    <w:pPr>
-      <w:spacing w:before="160"/>
-      <w:jc w:val="center"/>
-    </w:pPr>
+    <w:rsid w:val="00FA16BC"/>
     <w:rPr>
       <w:i/>
       <w:iCs/>
-      <w:color w:val="404040" w:themeColor="text1" w:themeTint="BF"/>
+      <w:sz w:val="24"/>
+      <w:szCs w:val="24"/>
     </w:rPr>
   </w:style>
   <w:style w:type="character" w:customStyle="1" w:styleId="QuoteChar">
@@ -1020,11 +1449,12 @@
     <w:basedOn w:val="DefaultParagraphFont"/>
     <w:link w:val="Quote"/>
     <w:uiPriority w:val="29"/>
-    <w:rsid w:val="008927E2"/>
+    <w:rsid w:val="00FA16BC"/>
     <w:rPr>
       <w:i/>
       <w:iCs/>
-      <w:color w:val="404040" w:themeColor="text1" w:themeTint="BF"/>
+      <w:sz w:val="24"/>
+      <w:szCs w:val="24"/>
     </w:rPr>
   </w:style>
   <w:style w:type="paragraph" w:styleId="ListParagraph">
@@ -1040,14 +1470,15 @@
   </w:style>
   <w:style w:type="character" w:styleId="IntenseEmphasis">
     <w:name w:val="Intense Emphasis"/>
-    <w:basedOn w:val="DefaultParagraphFont"/>
     <w:uiPriority w:val="21"/>
     <w:qFormat/>
-    <w:rsid w:val="008927E2"/>
-    <w:rPr>
-      <w:i/>
-      <w:iCs/>
-      <w:color w:val="0F4761" w:themeColor="accent1" w:themeShade="BF"/>
+    <w:rsid w:val="00FA16BC"/>
+    <w:rPr>
+      <w:b/>
+      <w:bCs/>
+      <w:caps/>
+      <w:color w:val="0A2F40" w:themeColor="accent1" w:themeShade="7F"/>
+      <w:spacing w:val="10"/>
     </w:rPr>
   </w:style>
   <w:style w:type="paragraph" w:styleId="IntenseQuote">
@@ -1057,20 +1488,16 @@
     <w:link w:val="IntenseQuoteChar"/>
     <w:uiPriority w:val="30"/>
     <w:qFormat/>
-    <w:rsid w:val="008927E2"/>
+    <w:rsid w:val="00FA16BC"/>
     <w:pPr>
-      <w:pBdr>
-        <w:top w:val="single" w:sz="4" w:space="10" w:color="0F4761" w:themeColor="accent1" w:themeShade="BF"/>
-        <w:bottom w:val="single" w:sz="4" w:space="10" w:color="0F4761" w:themeColor="accent1" w:themeShade="BF"/>
-      </w:pBdr>
-      <w:spacing w:before="360" w:after="360"/>
-      <w:ind w:left="864" w:right="864"/>
+      <w:spacing w:before="240" w:after="240" w:line="240" w:lineRule="auto"/>
+      <w:ind w:left="1080" w:right="1080"/>
       <w:jc w:val="center"/>
     </w:pPr>
     <w:rPr>
-      <w:i/>
-      <w:iCs/>
-      <w:color w:val="0F4761" w:themeColor="accent1" w:themeShade="BF"/>
+      <w:color w:val="156082" w:themeColor="accent1"/>
+      <w:sz w:val="24"/>
+      <w:szCs w:val="24"/>
     </w:rPr>
   </w:style>
   <w:style w:type="character" w:customStyle="1" w:styleId="IntenseQuoteChar">
@@ -1078,26 +1505,121 @@
     <w:basedOn w:val="DefaultParagraphFont"/>
     <w:link w:val="IntenseQuote"/>
     <w:uiPriority w:val="30"/>
-    <w:rsid w:val="008927E2"/>
-    <w:rPr>
+    <w:rsid w:val="00FA16BC"/>
+    <w:rPr>
+      <w:color w:val="156082" w:themeColor="accent1"/>
+      <w:sz w:val="24"/>
+      <w:szCs w:val="24"/>
+    </w:rPr>
+  </w:style>
+  <w:style w:type="character" w:styleId="IntenseReference">
+    <w:name w:val="Intense Reference"/>
+    <w:uiPriority w:val="32"/>
+    <w:qFormat/>
+    <w:rsid w:val="00FA16BC"/>
+    <w:rPr>
+      <w:b/>
+      <w:bCs/>
       <w:i/>
       <w:iCs/>
-      <w:color w:val="0F4761" w:themeColor="accent1" w:themeShade="BF"/>
-    </w:rPr>
-  </w:style>
-  <w:style w:type="character" w:styleId="IntenseReference">
-    <w:name w:val="Intense Reference"/>
-    <w:basedOn w:val="DefaultParagraphFont"/>
-    <w:uiPriority w:val="32"/>
-    <w:qFormat/>
-    <w:rsid w:val="008927E2"/>
+      <w:caps/>
+      <w:color w:val="156082" w:themeColor="accent1"/>
+    </w:rPr>
+  </w:style>
+  <w:style w:type="paragraph" w:styleId="Caption">
+    <w:name w:val="caption"/>
+    <w:basedOn w:val="Normal"/>
+    <w:next w:val="Normal"/>
+    <w:uiPriority w:val="35"/>
+    <w:semiHidden/>
+    <w:unhideWhenUsed/>
+    <w:qFormat/>
+    <w:rsid w:val="00FA16BC"/>
     <w:rPr>
       <w:b/>
       <w:bCs/>
-      <w:smallCaps/>
       <w:color w:val="0F4761" w:themeColor="accent1" w:themeShade="BF"/>
+      <w:sz w:val="16"/>
+      <w:szCs w:val="16"/>
+    </w:rPr>
+  </w:style>
+  <w:style w:type="character" w:styleId="Strong">
+    <w:name w:val="Strong"/>
+    <w:uiPriority w:val="22"/>
+    <w:qFormat/>
+    <w:rsid w:val="00FA16BC"/>
+    <w:rPr>
+      <w:b/>
+      <w:bCs/>
+    </w:rPr>
+  </w:style>
+  <w:style w:type="character" w:styleId="Emphasis">
+    <w:name w:val="Emphasis"/>
+    <w:uiPriority w:val="20"/>
+    <w:qFormat/>
+    <w:rsid w:val="00FA16BC"/>
+    <w:rPr>
+      <w:caps/>
+      <w:color w:val="0A2F40" w:themeColor="accent1" w:themeShade="7F"/>
       <w:spacing w:val="5"/>
     </w:rPr>
+  </w:style>
+  <w:style w:type="paragraph" w:styleId="NoSpacing">
+    <w:name w:val="No Spacing"/>
+    <w:uiPriority w:val="1"/>
+    <w:qFormat/>
+    <w:rsid w:val="00FA16BC"/>
+    <w:pPr>
+      <w:spacing w:after="0" w:line="240" w:lineRule="auto"/>
+    </w:pPr>
+  </w:style>
+  <w:style w:type="character" w:styleId="SubtleEmphasis">
+    <w:name w:val="Subtle Emphasis"/>
+    <w:uiPriority w:val="19"/>
+    <w:qFormat/>
+    <w:rsid w:val="00FA16BC"/>
+    <w:rPr>
+      <w:i/>
+      <w:iCs/>
+      <w:color w:val="0A2F40" w:themeColor="accent1" w:themeShade="7F"/>
+    </w:rPr>
+  </w:style>
+  <w:style w:type="character" w:styleId="SubtleReference">
+    <w:name w:val="Subtle Reference"/>
+    <w:uiPriority w:val="31"/>
+    <w:qFormat/>
+    <w:rsid w:val="00FA16BC"/>
+    <w:rPr>
+      <w:b/>
+      <w:bCs/>
+      <w:color w:val="156082" w:themeColor="accent1"/>
+    </w:rPr>
+  </w:style>
+  <w:style w:type="character" w:styleId="BookTitle">
+    <w:name w:val="Book Title"/>
+    <w:uiPriority w:val="33"/>
+    <w:qFormat/>
+    <w:rsid w:val="00FA16BC"/>
+    <w:rPr>
+      <w:b/>
+      <w:bCs/>
+      <w:i/>
+      <w:iCs/>
+      <w:spacing w:val="0"/>
+    </w:rPr>
+  </w:style>
+  <w:style w:type="paragraph" w:styleId="TOCHeading">
+    <w:name w:val="TOC Heading"/>
+    <w:basedOn w:val="Heading1"/>
+    <w:next w:val="Normal"/>
+    <w:uiPriority w:val="39"/>
+    <w:semiHidden/>
+    <w:unhideWhenUsed/>
+    <w:qFormat/>
+    <w:rsid w:val="00FA16BC"/>
+    <w:pPr>
+      <w:outlineLvl w:val="9"/>
+    </w:pPr>
   </w:style>
 </w:styles>
 </file>
